--- a/content/business/attachments/remaining-tasks.docx
+++ b/content/business/attachments/remaining-tasks.docx
@@ -291,7 +291,7 @@
           <w:sz w:val="16"/>
           <w:szCs w:val="16"/>
         </w:rPr>
-        <w:t xml:space="preserve"> and the MTR-Q BOM by Claude with Thong Huynh, October 2026.</w:t>
+        <w:t xml:space="preserve"> and the MetriQ BOM by Claude with Thong Huynh, October 2026.</w:t>
       </w:r>
     </w:p>
     <w:p>
@@ -580,7 +580,7 @@
                 <w:sz w:val="18"/>
                 <w:szCs w:val="18"/>
               </w:rPr>
-              <w:t xml:space="preserve"> and the live site shows the new home, MTR-Q and About pages</w:t>
+              <w:t xml:space="preserve"> and the live site shows the new home, MetriQ and About pages</w:t>
             </w:r>
           </w:p>
         </w:tc>
@@ -1070,7 +1070,7 @@
                 <w:sz w:val="18"/>
                 <w:szCs w:val="18"/>
               </w:rPr>
-              <w:t xml:space="preserve">Confirm MTR-Q claims</w:t>
+              <w:t xml:space="preserve">Confirm MetriQ claims</w:t>
             </w:r>
           </w:p>
         </w:tc>
@@ -1604,7 +1604,7 @@
                 <w:sz w:val="18"/>
                 <w:szCs w:val="18"/>
               </w:rPr>
-              <w:t xml:space="preserve">The conveyor photo appears once; other slots use real MTR-Q photos</w:t>
+              <w:t xml:space="preserve">The conveyor photo appears once; other slots use real MetriQ photos</w:t>
             </w:r>
           </w:p>
         </w:tc>
@@ -2717,7 +2717,7 @@
                 <w:sz w:val="18"/>
                 <w:szCs w:val="18"/>
               </w:rPr>
-              <w:t xml:space="preserve">MTR-Q fires the I/O module (ADAM-6060) or a PLC signal and the diverter removes the flagged part</w:t>
+              <w:t xml:space="preserve">MetriQ fires the I/O module (ADAM-6060) or a PLC signal and the diverter removes the flagged part</w:t>
             </w:r>
           </w:p>
         </w:tc>
@@ -4246,7 +4246,7 @@
                 <w:sz w:val="18"/>
                 <w:szCs w:val="18"/>
               </w:rPr>
-              <w:t xml:space="preserve">Two complete MTR-Q stations run on a demo conveyor (one for Vietnam, one for Canada)</w:t>
+              <w:t xml:space="preserve">Two complete MetriQ stations run on a demo conveyor (one for Vietnam, one for Canada)</w:t>
             </w:r>
           </w:p>
         </w:tc>
@@ -5445,7 +5445,7 @@
           <w:sz w:val="14"/>
           <w:szCs w:val="14"/>
         </w:rPr>
-        <w:t xml:space="preserve">MTR-SOP/content/sales/attachments/mtr-q-ai-box-bom.xlsx</w:t>
+        <w:t xml:space="preserve">MTR-SOP/content/sales/attachments/metriq-ai-box-bom.xlsx</w:t>
       </w:r>
       <w:r>
         <w:rPr>
